--- a/Chamamento Público - SEI 000000 - Doação de bens inservíveis UR-15 rev oc cz.docx
+++ b/Chamamento Público - SEI 000000 - Doação de bens inservíveis UR-15 rev oc cz.docx
@@ -1161,25 +1161,20 @@
         <w:rPr>
           <w:rFonts w:ascii="Arial" w:hAnsi="Arial" w:cs="Arial"/>
           <w:bCs/>
-          <w:lang w:val="pt-BR"/>
-        </w:rPr>
-        <w:t>Prova de inscrição no Cadastro Nacional de Pessoas Jurídicas (CNPJ</w:t>
-      </w:r>
-      <w:r>
-        <w:rPr>
-          <w:rFonts w:ascii="Arial" w:hAnsi="Arial" w:cs="Arial"/>
-          <w:bCs/>
-          <w:lang w:val="pt-BR"/>
-        </w:rPr>
-        <w:t>).</w:t>
+        </w:rPr>
+        <w:t>Ato de nomeação da autoridade competente para representar o órgão interessado.</w:t>
       </w:r>
     </w:p>
     <w:p>
       <w:pPr>
         <w:pStyle w:val="PargrafodaLista"/>
+        <w:widowControl w:val="0"/>
+        <w:ind w:left="1728"/>
+        <w:jc w:val="both"/>
         <w:rPr>
           <w:rFonts w:ascii="Arial" w:hAnsi="Arial" w:cs="Arial"/>
           <w:bCs/>
+          <w:caps/>
         </w:rPr>
       </w:pPr>
     </w:p>
@@ -1203,7 +1198,21 @@
           <w:rFonts w:ascii="Arial" w:hAnsi="Arial" w:cs="Arial"/>
           <w:bCs/>
         </w:rPr>
-        <w:t>Ato de nomeação da autoridade competente para representar o órgão interessado.</w:t>
+        <w:t xml:space="preserve">Documento de identificação da autoridade a que se refere </w:t>
+      </w:r>
+      <w:r>
+        <w:rPr>
+          <w:rFonts w:ascii="Arial" w:hAnsi="Arial" w:cs="Arial"/>
+          <w:bCs/>
+        </w:rPr>
+        <w:t>o subitem anterior</w:t>
+      </w:r>
+      <w:r>
+        <w:rPr>
+          <w:rFonts w:ascii="Arial" w:hAnsi="Arial" w:cs="Arial"/>
+          <w:bCs/>
+        </w:rPr>
+        <w:t>, com foto, do qual conste o número de RG e do CPF.</w:t>
       </w:r>
     </w:p>
     <w:p>
@@ -1238,8 +1247,16 @@
         <w:rPr>
           <w:rFonts w:ascii="Arial" w:hAnsi="Arial" w:cs="Arial"/>
           <w:bCs/>
-        </w:rPr>
-        <w:t>Documento de identificação da autoridade a que se refere o subitem anterior, com foto, do qual conste o número de RG e do CPF.</w:t>
+          <w:lang w:val="pt-BR"/>
+        </w:rPr>
+        <w:t>Prova de inscrição no Cadastro Nacional de Pessoas Jurídicas (CNPJ)</w:t>
+      </w:r>
+      <w:r>
+        <w:rPr>
+          <w:rFonts w:ascii="Arial" w:hAnsi="Arial" w:cs="Arial"/>
+          <w:bCs/>
+        </w:rPr>
+        <w:t>.</w:t>
       </w:r>
     </w:p>
     <w:p>
@@ -1364,25 +1381,20 @@
         <w:rPr>
           <w:rFonts w:ascii="Arial" w:hAnsi="Arial" w:cs="Arial"/>
           <w:bCs/>
-          <w:lang w:val="pt-BR"/>
-        </w:rPr>
-        <w:t>Prova de inscrição no Cadastro Nacional de Pessoas Jurídicas (CNPJ</w:t>
-      </w:r>
-      <w:r>
-        <w:rPr>
-          <w:rFonts w:ascii="Arial" w:hAnsi="Arial" w:cs="Arial"/>
-          <w:bCs/>
-          <w:lang w:val="pt-BR"/>
-        </w:rPr>
-        <w:t>)</w:t>
+        </w:rPr>
+        <w:t>Estatuto ou ato constitutivo em vigor devidamente registrado.</w:t>
       </w:r>
     </w:p>
     <w:p>
       <w:pPr>
         <w:pStyle w:val="PargrafodaLista"/>
+        <w:widowControl w:val="0"/>
+        <w:ind w:left="1728"/>
+        <w:jc w:val="both"/>
         <w:rPr>
           <w:rFonts w:ascii="Arial" w:hAnsi="Arial" w:cs="Arial"/>
           <w:bCs/>
+          <w:caps/>
         </w:rPr>
       </w:pPr>
     </w:p>
@@ -1406,7 +1418,21 @@
           <w:rFonts w:ascii="Arial" w:hAnsi="Arial" w:cs="Arial"/>
           <w:bCs/>
         </w:rPr>
-        <w:t>Estatuto ou ato constitutivo em vigor devidamente registrado.</w:t>
+        <w:t>Ata da última Assembl</w:t>
+      </w:r>
+      <w:r>
+        <w:rPr>
+          <w:rFonts w:ascii="Arial" w:hAnsi="Arial" w:cs="Arial"/>
+          <w:bCs/>
+        </w:rPr>
+        <w:t>e</w:t>
+      </w:r>
+      <w:r>
+        <w:rPr>
+          <w:rFonts w:ascii="Arial" w:hAnsi="Arial" w:cs="Arial"/>
+          <w:bCs/>
+        </w:rPr>
+        <w:t>ia da eleição e posse dos integrantes dos órgãos superiores de deliberação e administração que estejam em exercício.</w:t>
       </w:r>
     </w:p>
     <w:p>
@@ -1441,22 +1467,16 @@
         <w:rPr>
           <w:rFonts w:ascii="Arial" w:hAnsi="Arial" w:cs="Arial"/>
           <w:bCs/>
-        </w:rPr>
-        <w:t>Ata da última Assembl</w:t>
+          <w:lang w:val="pt-BR"/>
+        </w:rPr>
+        <w:t>Prova de inscrição no Cadastro Nacional de Pessoas Jurídicas (CNPJ)</w:t>
       </w:r>
       <w:r>
         <w:rPr>
           <w:rFonts w:ascii="Arial" w:hAnsi="Arial" w:cs="Arial"/>
           <w:bCs/>
         </w:rPr>
-        <w:t>e</w:t>
-      </w:r>
-      <w:r>
-        <w:rPr>
-          <w:rFonts w:ascii="Arial" w:hAnsi="Arial" w:cs="Arial"/>
-          <w:bCs/>
-        </w:rPr>
-        <w:t>ia da eleição e posse dos integrantes dos órgãos superiores de deliberação e administração que estejam em exercício.</w:t>
+        <w:t>.</w:t>
       </w:r>
     </w:p>
     <w:p>
@@ -3099,7 +3119,25 @@
           <w:bCs/>
           <w:lang w:val="pt-BR"/>
         </w:rPr>
-        <w:t xml:space="preserve"> a contar da data da publicação do resultado final no Diário Oficial </w:t>
+        <w:t xml:space="preserve"> a contar da data da publicação do </w:t>
+      </w:r>
+      <w:proofErr w:type="gramStart"/>
+      <w:r>
+        <w:rPr>
+          <w:rFonts w:ascii="Arial" w:hAnsi="Arial" w:cs="Arial"/>
+          <w:bCs/>
+          <w:lang w:val="pt-BR"/>
+        </w:rPr>
+        <w:t>resultado final</w:t>
+      </w:r>
+      <w:proofErr w:type="gramEnd"/>
+      <w:r>
+        <w:rPr>
+          <w:rFonts w:ascii="Arial" w:hAnsi="Arial" w:cs="Arial"/>
+          <w:bCs/>
+          <w:lang w:val="pt-BR"/>
+        </w:rPr>
+        <w:t xml:space="preserve"> no Diário Oficial </w:t>
       </w:r>
       <w:r>
         <w:rPr>
@@ -3639,6 +3677,47 @@
         <w:pStyle w:val="PargrafodaLista"/>
         <w:widowControl w:val="0"/>
         <w:ind w:left="0"/>
+        <w:jc w:val="both"/>
+        <w:rPr>
+          <w:rFonts w:ascii="Arial" w:hAnsi="Arial" w:cs="Arial"/>
+          <w:bCs/>
+        </w:rPr>
+      </w:pPr>
+    </w:p>
+    <w:p>
+      <w:pPr>
+        <w:pStyle w:val="PargrafodaLista"/>
+        <w:widowControl w:val="0"/>
+        <w:numPr>
+          <w:ilvl w:val="1"/>
+          <w:numId w:val="33"/>
+        </w:numPr>
+        <w:ind w:left="0" w:firstLine="0"/>
+        <w:jc w:val="both"/>
+        <w:rPr>
+          <w:rFonts w:ascii="Arial" w:hAnsi="Arial" w:cs="Arial"/>
+          <w:bCs/>
+        </w:rPr>
+      </w:pPr>
+      <w:r>
+        <w:rPr>
+          <w:rFonts w:ascii="Arial" w:hAnsi="Arial" w:cs="Arial"/>
+          <w:bCs/>
+        </w:rPr>
+        <w:t xml:space="preserve"> </w:t>
+      </w:r>
+      <w:r>
+        <w:rPr>
+          <w:rFonts w:ascii="Arial" w:hAnsi="Arial" w:cs="Arial"/>
+        </w:rPr>
+        <w:t>Acolhida a impugnação, será definida e publicada nova data para a realização do certame, exceto quando a alteração não comprometer a formulação das propostas.</w:t>
+      </w:r>
+    </w:p>
+    <w:p>
+      <w:pPr>
+        <w:pStyle w:val="PargrafodaLista"/>
+        <w:widowControl w:val="0"/>
+        <w:ind w:left="432"/>
         <w:jc w:val="both"/>
         <w:rPr>
           <w:rFonts w:ascii="Arial" w:hAnsi="Arial" w:cs="Arial"/>
@@ -34179,7 +34258,6 @@
   <w:style w:type="character" w:default="1" w:styleId="Fontepargpadro">
     <w:name w:val="Default Paragraph Font"/>
     <w:uiPriority w:val="1"/>
-    <w:semiHidden/>
     <w:unhideWhenUsed/>
   </w:style>
   <w:style w:type="table" w:default="1" w:styleId="Tabelanormal">
